--- a/preprocessing/annotate_manual_ephys_artifacts prompts.docx
+++ b/preprocessing/annotate_manual_ephys_artifacts prompts.docx
@@ -1447,6 +1447,89 @@
       <w:r>
         <w:t>'</w:t>
       </w:r>
+    </w:p>
+    <w:p>
+      <w:pPr>
+        <w:tabs>
+          <w:tab w:val="left" w:pos="10260"/>
+        </w:tabs>
+        <w:ind w:left="270"/>
+      </w:pPr>
+    </w:p>
+    <w:p>
+      <w:pPr>
+        <w:tabs>
+          <w:tab w:val="left" w:pos="10260"/>
+        </w:tabs>
+        <w:ind w:left="270"/>
+      </w:pPr>
+      <w:r>
+        <w:t xml:space="preserve">change the script so that instead of setting a max number of timepoints, there is a max sample rate, and if the sample rate [determined by the values in the fieldtrip time field] is higher, then </w:t>
+      </w:r>
+      <w:proofErr w:type="spellStart"/>
+      <w:r>
+        <w:t>downsample</w:t>
+      </w:r>
+      <w:proofErr w:type="spellEnd"/>
+      <w:r>
+        <w:t xml:space="preserve"> as you already were doing. also, instead of hardcoding, put this in the op struct as </w:t>
+      </w:r>
+      <w:proofErr w:type="spellStart"/>
+      <w:r>
+        <w:t>op.max_timecourse_sample_rate</w:t>
+      </w:r>
+      <w:proofErr w:type="spellEnd"/>
+      <w:r>
+        <w:t xml:space="preserve">. also, when first starting the </w:t>
+      </w:r>
+      <w:proofErr w:type="spellStart"/>
+      <w:r>
+        <w:t>gui</w:t>
+      </w:r>
+      <w:proofErr w:type="spellEnd"/>
+      <w:r>
+        <w:t xml:space="preserve"> and asking for sub and task, add an additional field for this parameter. default to 200hz. also, in the left </w:t>
+      </w:r>
+      <w:proofErr w:type="spellStart"/>
+      <w:r>
+        <w:t>gui</w:t>
+      </w:r>
+      <w:proofErr w:type="spellEnd"/>
+      <w:r>
+        <w:t xml:space="preserve"> panel, when we are in </w:t>
+      </w:r>
+      <w:proofErr w:type="spellStart"/>
+      <w:r>
+        <w:t>timecourse</w:t>
+      </w:r>
+      <w:proofErr w:type="spellEnd"/>
+      <w:r>
+        <w:t xml:space="preserve"> mode, display this sample rate as text underneath where you display the 'black vs blue' legend text </w:t>
+      </w:r>
+    </w:p>
+    <w:p>
+      <w:pPr>
+        <w:tabs>
+          <w:tab w:val="left" w:pos="10260"/>
+        </w:tabs>
+        <w:ind w:left="270"/>
+      </w:pPr>
+    </w:p>
+    <w:p>
+      <w:pPr>
+        <w:tabs>
+          <w:tab w:val="left" w:pos="10260"/>
+        </w:tabs>
+        <w:ind w:left="270"/>
+      </w:pPr>
+    </w:p>
+    <w:p>
+      <w:pPr>
+        <w:tabs>
+          <w:tab w:val="left" w:pos="10260"/>
+        </w:tabs>
+        <w:ind w:left="270"/>
+      </w:pPr>
     </w:p>
     <w:sectPr>
       <w:pgSz w:w="12240" w:h="15840"/>
